--- a/document/Cơ chế game.docx
+++ b/document/Cơ chế game.docx
@@ -5,6 +5,49 @@
     <w:p>
       <w:pPr>
         <w:rPr>
+          <w:rFonts w:cs="Times New Roman"/>
+          <w:bCs/>
+          <w:lang w:val="en-US"/>
+        </w:rPr>
+      </w:pPr>
+      <w:r>
+        <w:rPr>
+          <w:rFonts w:cs="Times New Roman"/>
+          <w:bCs/>
+          <w:lang w:val="en-US"/>
+        </w:rPr>
+        <w:t>Người chơi ở đây nhập vai linh hồn</w:t>
+      </w:r>
+    </w:p>
+    <w:p>
+      <w:pPr>
+        <w:rPr>
+          <w:rFonts w:cs="Times New Roman"/>
+          <w:bCs/>
+          <w:lang w:val="en-US"/>
+        </w:rPr>
+      </w:pPr>
+      <w:r>
+        <w:rPr>
+          <w:rFonts w:cs="Times New Roman"/>
+          <w:bCs/>
+          <w:lang w:val="en-US"/>
+        </w:rPr>
+        <w:t>Di chuy</w:t>
+      </w:r>
+      <w:r>
+        <w:rPr>
+          <w:rFonts w:cs="Times New Roman"/>
+          <w:bCs/>
+          <w:lang w:val="en-US"/>
+        </w:rPr>
+        <w:t>ển linh hồn: trái, phải, lên, xuống</w:t>
+      </w:r>
+    </w:p>
+    <w:p>
+      <w:pPr>
+        <w:rPr>
+          <w:rFonts w:cs="Times New Roman"/>
           <w:b/>
           <w:bCs/>
           <w:lang w:val="en-US"/>
@@ -21,6 +64,7 @@
       </w:r>
       <w:r>
         <w:rPr>
+          <w:rFonts w:cs="Times New Roman"/>
           <w:b/>
           <w:bCs/>
           <w:lang w:val="en-US"/>
@@ -31,6 +75,7 @@
     <w:p>
       <w:pPr>
         <w:rPr>
+          <w:rFonts w:cs="Times New Roman"/>
           <w:b/>
           <w:bCs/>
           <w:lang w:val="en-US"/>
@@ -38,6 +83,7 @@
       </w:pPr>
       <w:r>
         <w:rPr>
+          <w:rFonts w:cs="Times New Roman"/>
           <w:b/>
           <w:bCs/>
           <w:lang w:val="en-US"/>
@@ -46,6 +92,7 @@
       </w:r>
       <w:r>
         <w:rPr>
+          <w:rFonts w:cs="Times New Roman"/>
           <w:b/>
           <w:bCs/>
           <w:lang w:val="en-US"/>
@@ -54,6 +101,7 @@
       </w:r>
       <w:r>
         <w:rPr>
+          <w:rFonts w:cs="Times New Roman"/>
           <w:b/>
           <w:bCs/>
           <w:lang w:val="en-US"/>
@@ -68,17 +116,20 @@
           <w:numId w:val="6"/>
         </w:numPr>
         <w:rPr>
-          <w:lang w:val="en-US"/>
-        </w:rPr>
-      </w:pPr>
-      <w:r>
-        <w:rPr>
+          <w:rFonts w:cs="Times New Roman"/>
+          <w:lang w:val="en-US"/>
+        </w:rPr>
+      </w:pPr>
+      <w:r>
+        <w:rPr>
+          <w:rFonts w:cs="Times New Roman"/>
           <w:lang w:val="en-US"/>
         </w:rPr>
         <w:t xml:space="preserve">Mọi sát thương luôn tính theo </w:t>
       </w:r>
       <w:r>
         <w:rPr>
+          <w:rFonts w:cs="Times New Roman"/>
           <w:b/>
           <w:bCs/>
           <w:lang w:val="en-US"/>
@@ -87,6 +138,7 @@
       </w:r>
       <w:r>
         <w:rPr>
+          <w:rFonts w:cs="Times New Roman"/>
           <w:lang w:val="en-US"/>
         </w:rPr>
         <w:t xml:space="preserve"> của xác, rồi áp sang người chơi.</w:t>
@@ -99,11 +151,13 @@
           <w:numId w:val="6"/>
         </w:numPr>
         <w:rPr>
-          <w:lang w:val="en-US"/>
-        </w:rPr>
-      </w:pPr>
-      <w:r>
-        <w:rPr>
+          <w:rFonts w:cs="Times New Roman"/>
+          <w:lang w:val="en-US"/>
+        </w:rPr>
+      </w:pPr>
+      <w:r>
+        <w:rPr>
+          <w:rFonts w:cs="Times New Roman"/>
           <w:lang w:val="en-US"/>
         </w:rPr>
         <w:t>Công thức:</w:t>
@@ -116,11 +170,13 @@
           <w:numId w:val="6"/>
         </w:numPr>
         <w:rPr>
-          <w:lang w:val="en-US"/>
-        </w:rPr>
-      </w:pPr>
-      <w:r>
-        <w:rPr>
+          <w:rFonts w:cs="Times New Roman"/>
+          <w:lang w:val="en-US"/>
+        </w:rPr>
+      </w:pPr>
+      <w:r>
+        <w:rPr>
+          <w:rFonts w:cs="Times New Roman"/>
           <w:lang w:val="en-US"/>
         </w:rPr>
         <w:t>hostHp -= D</w:t>
@@ -133,11 +189,13 @@
           <w:numId w:val="6"/>
         </w:numPr>
         <w:rPr>
-          <w:lang w:val="en-US"/>
-        </w:rPr>
-      </w:pPr>
-      <w:r>
-        <w:rPr>
+          <w:rFonts w:cs="Times New Roman"/>
+          <w:lang w:val="en-US"/>
+        </w:rPr>
+      </w:pPr>
+      <w:r>
+        <w:rPr>
+          <w:rFonts w:cs="Times New Roman"/>
           <w:lang w:val="en-US"/>
         </w:rPr>
         <w:t>playerHp -= (D / hostMaxHp) * playerMaxHp</w:t>
@@ -146,21 +204,24 @@
     <w:p>
       <w:pPr>
         <w:rPr>
-          <w:lang w:val="en-US"/>
-        </w:rPr>
-      </w:pPr>
-      <w:r>
-        <w:rPr>
+          <w:rFonts w:cs="Times New Roman"/>
+          <w:lang w:val="en-US"/>
+        </w:rPr>
+      </w:pPr>
+      <w:r>
+        <w:rPr>
+          <w:rFonts w:cs="Times New Roman"/>
           <w:lang w:val="en-US"/>
         </w:rPr>
         <w:pict w14:anchorId="2B8C38D6">
-          <v:rect id="_x0000_i1089" style="width:0;height:1.5pt" o:hralign="center" o:hrstd="t" o:hr="t" fillcolor="#a0a0a0" stroked="f"/>
+          <v:rect id="_x0000_i1025" style="width:0;height:1.5pt" o:hralign="center" o:hrstd="t" o:hr="t" fillcolor="#a0a0a0" stroked="f"/>
         </w:pict>
       </w:r>
     </w:p>
     <w:p>
       <w:pPr>
         <w:rPr>
+          <w:rFonts w:cs="Times New Roman"/>
           <w:b/>
           <w:bCs/>
           <w:lang w:val="en-US"/>
@@ -168,6 +229,7 @@
       </w:pPr>
       <w:r>
         <w:rPr>
+          <w:rFonts w:cs="Times New Roman"/>
           <w:b/>
           <w:bCs/>
           <w:lang w:val="en-US"/>
@@ -182,17 +244,20 @@
           <w:numId w:val="7"/>
         </w:numPr>
         <w:rPr>
-          <w:lang w:val="en-US"/>
-        </w:rPr>
-      </w:pPr>
-      <w:r>
-        <w:rPr>
+          <w:rFonts w:cs="Times New Roman"/>
+          <w:lang w:val="en-US"/>
+        </w:rPr>
+      </w:pPr>
+      <w:r>
+        <w:rPr>
+          <w:rFonts w:cs="Times New Roman"/>
           <w:lang w:val="en-US"/>
         </w:rPr>
         <w:t xml:space="preserve">Nếu </w:t>
       </w:r>
       <w:r>
         <w:rPr>
+          <w:rFonts w:cs="Times New Roman"/>
           <w:b/>
           <w:bCs/>
           <w:lang w:val="en-US"/>
@@ -201,6 +266,7 @@
       </w:r>
       <w:r>
         <w:rPr>
+          <w:rFonts w:cs="Times New Roman"/>
           <w:lang w:val="en-US"/>
         </w:rPr>
         <w:t xml:space="preserve"> → giảm máu song song như bình thường.</w:t>
@@ -209,21 +275,24 @@
     <w:p>
       <w:pPr>
         <w:rPr>
-          <w:lang w:val="en-US"/>
-        </w:rPr>
-      </w:pPr>
-      <w:r>
-        <w:rPr>
+          <w:rFonts w:cs="Times New Roman"/>
+          <w:lang w:val="en-US"/>
+        </w:rPr>
+      </w:pPr>
+      <w:r>
+        <w:rPr>
+          <w:rFonts w:cs="Times New Roman"/>
           <w:lang w:val="en-US"/>
         </w:rPr>
         <w:pict w14:anchorId="3D6D2EAD">
-          <v:rect id="_x0000_i1090" style="width:0;height:1.5pt" o:hralign="center" o:hrstd="t" o:hr="t" fillcolor="#a0a0a0" stroked="f"/>
+          <v:rect id="_x0000_i1026" style="width:0;height:1.5pt" o:hralign="center" o:hrstd="t" o:hr="t" fillcolor="#a0a0a0" stroked="f"/>
         </w:pict>
       </w:r>
     </w:p>
     <w:p>
       <w:pPr>
         <w:rPr>
+          <w:rFonts w:cs="Times New Roman"/>
           <w:b/>
           <w:bCs/>
           <w:lang w:val="en-US"/>
@@ -231,6 +300,7 @@
       </w:pPr>
       <w:r>
         <w:rPr>
+          <w:rFonts w:cs="Times New Roman"/>
           <w:b/>
           <w:bCs/>
           <w:lang w:val="en-US"/>
@@ -245,17 +315,20 @@
           <w:numId w:val="8"/>
         </w:numPr>
         <w:rPr>
-          <w:lang w:val="en-US"/>
-        </w:rPr>
-      </w:pPr>
-      <w:r>
-        <w:rPr>
+          <w:rFonts w:cs="Times New Roman"/>
+          <w:lang w:val="en-US"/>
+        </w:rPr>
+      </w:pPr>
+      <w:r>
+        <w:rPr>
+          <w:rFonts w:cs="Times New Roman"/>
           <w:lang w:val="en-US"/>
         </w:rPr>
         <w:t xml:space="preserve">Nếu sau khi tính toán, </w:t>
       </w:r>
       <w:r>
         <w:rPr>
+          <w:rFonts w:cs="Times New Roman"/>
           <w:b/>
           <w:bCs/>
           <w:lang w:val="en-US"/>
@@ -264,6 +337,7 @@
       </w:r>
       <w:r>
         <w:rPr>
+          <w:rFonts w:cs="Times New Roman"/>
           <w:lang w:val="en-US"/>
         </w:rPr>
         <w:t>:</w:t>
@@ -276,11 +350,13 @@
           <w:numId w:val="8"/>
         </w:numPr>
         <w:rPr>
-          <w:lang w:val="en-US"/>
-        </w:rPr>
-      </w:pPr>
-      <w:r>
-        <w:rPr>
+          <w:rFonts w:cs="Times New Roman"/>
+          <w:lang w:val="en-US"/>
+        </w:rPr>
+      </w:pPr>
+      <w:r>
+        <w:rPr>
+          <w:rFonts w:cs="Times New Roman"/>
           <w:b/>
           <w:bCs/>
           <w:lang w:val="en-US"/>
@@ -289,6 +365,7 @@
       </w:r>
       <w:r>
         <w:rPr>
+          <w:rFonts w:cs="Times New Roman"/>
           <w:lang w:val="en-US"/>
         </w:rPr>
         <w:t xml:space="preserve"> (hostHp = 0).</w:t>
@@ -301,11 +378,13 @@
           <w:numId w:val="8"/>
         </w:numPr>
         <w:rPr>
-          <w:lang w:val="en-US"/>
-        </w:rPr>
-      </w:pPr>
-      <w:r>
-        <w:rPr>
+          <w:rFonts w:cs="Times New Roman"/>
+          <w:lang w:val="en-US"/>
+        </w:rPr>
+      </w:pPr>
+      <w:r>
+        <w:rPr>
+          <w:rFonts w:cs="Times New Roman"/>
           <w:b/>
           <w:bCs/>
           <w:lang w:val="en-US"/>
@@ -314,6 +393,7 @@
       </w:r>
       <w:r>
         <w:rPr>
+          <w:rFonts w:cs="Times New Roman"/>
           <w:lang w:val="en-US"/>
         </w:rPr>
         <w:t>.</w:t>
@@ -326,11 +406,13 @@
           <w:numId w:val="8"/>
         </w:numPr>
         <w:rPr>
-          <w:lang w:val="en-US"/>
-        </w:rPr>
-      </w:pPr>
-      <w:r>
-        <w:rPr>
+          <w:rFonts w:cs="Times New Roman"/>
+          <w:lang w:val="en-US"/>
+        </w:rPr>
+      </w:pPr>
+      <w:r>
+        <w:rPr>
+          <w:rFonts w:cs="Times New Roman"/>
           <w:b/>
           <w:bCs/>
           <w:lang w:val="en-US"/>
@@ -339,6 +421,7 @@
       </w:r>
       <w:r>
         <w:rPr>
+          <w:rFonts w:cs="Times New Roman"/>
           <w:lang w:val="en-US"/>
         </w:rPr>
         <w:t xml:space="preserve"> (thay vì chết hẳn).</w:t>
@@ -347,62 +430,32 @@
     <w:p>
       <w:pPr>
         <w:rPr>
-          <w:lang w:val="en-US"/>
-        </w:rPr>
-      </w:pPr>
-      <w:r>
-        <w:rPr>
-          <w:rFonts w:ascii="Segoe UI Emoji" w:hAnsi="Segoe UI Emoji" w:cs="Segoe UI Emoji"/>
-          <w:lang w:val="en-US"/>
-        </w:rPr>
-        <w:t>👉</w:t>
-      </w:r>
-      <w:r>
-        <w:rPr>
-          <w:lang w:val="en-US"/>
-        </w:rPr>
-        <w:t xml:space="preserve"> Cơ chế này coi như </w:t>
-      </w:r>
-      <w:r>
-        <w:rPr>
+          <w:rFonts w:cs="Times New Roman"/>
+          <w:lang w:val="en-US"/>
+        </w:rPr>
+      </w:pPr>
+      <w:r>
+        <w:rPr>
+          <w:rFonts w:cs="Times New Roman"/>
+          <w:lang w:val="en-US"/>
+        </w:rPr>
+        <w:pict w14:anchorId="20A480E3">
+          <v:rect id="_x0000_i1027" style="width:0;height:1.5pt" o:hralign="center" o:hrstd="t" o:hr="t" fillcolor="#a0a0a0" stroked="f"/>
+        </w:pict>
+      </w:r>
+    </w:p>
+    <w:p>
+      <w:pPr>
+        <w:rPr>
+          <w:rFonts w:cs="Times New Roman"/>
           <w:b/>
           <w:bCs/>
           <w:lang w:val="en-US"/>
         </w:rPr>
-        <w:t>xác hy sinh thay player một mạng</w:t>
-      </w:r>
-      <w:r>
-        <w:rPr>
-          <w:lang w:val="en-US"/>
-        </w:rPr>
-        <w:t>, giúp người chơi thoát hiểm kịch tính.</w:t>
-      </w:r>
-    </w:p>
-    <w:p>
-      <w:pPr>
-        <w:rPr>
-          <w:lang w:val="en-US"/>
-        </w:rPr>
-      </w:pPr>
-      <w:r>
-        <w:rPr>
-          <w:lang w:val="en-US"/>
-        </w:rPr>
-        <w:pict w14:anchorId="20A480E3">
-          <v:rect id="_x0000_i1091" style="width:0;height:1.5pt" o:hralign="center" o:hrstd="t" o:hr="t" fillcolor="#a0a0a0" stroked="f"/>
-        </w:pict>
-      </w:r>
-    </w:p>
-    <w:p>
-      <w:pPr>
-        <w:rPr>
-          <w:b/>
-          <w:bCs/>
-          <w:lang w:val="en-US"/>
-        </w:rPr>
-      </w:pPr>
-      <w:r>
-        <w:rPr>
+      </w:pPr>
+      <w:r>
+        <w:rPr>
+          <w:rFonts w:cs="Times New Roman"/>
           <w:b/>
           <w:bCs/>
           <w:lang w:val="en-US"/>
@@ -417,11 +470,13 @@
           <w:numId w:val="9"/>
         </w:numPr>
         <w:rPr>
-          <w:lang w:val="en-US"/>
-        </w:rPr>
-      </w:pPr>
-      <w:r>
-        <w:rPr>
+          <w:rFonts w:cs="Times New Roman"/>
+          <w:lang w:val="en-US"/>
+        </w:rPr>
+      </w:pPr>
+      <w:r>
+        <w:rPr>
+          <w:rFonts w:cs="Times New Roman"/>
           <w:lang w:val="en-US"/>
         </w:rPr>
         <w:lastRenderedPageBreak/>
@@ -429,6 +484,7 @@
       </w:r>
       <w:r>
         <w:rPr>
+          <w:rFonts w:cs="Times New Roman"/>
           <w:b/>
           <w:bCs/>
           <w:lang w:val="en-US"/>
@@ -437,6 +493,7 @@
       </w:r>
       <w:r>
         <w:rPr>
+          <w:rFonts w:cs="Times New Roman"/>
           <w:lang w:val="en-US"/>
         </w:rPr>
         <w:t xml:space="preserve"> (không reset).</w:t>
@@ -449,11 +506,13 @@
           <w:numId w:val="9"/>
         </w:numPr>
         <w:rPr>
-          <w:lang w:val="en-US"/>
-        </w:rPr>
-      </w:pPr>
-      <w:r>
-        <w:rPr>
+          <w:rFonts w:cs="Times New Roman"/>
+          <w:lang w:val="en-US"/>
+        </w:rPr>
+      </w:pPr>
+      <w:r>
+        <w:rPr>
+          <w:rFonts w:cs="Times New Roman"/>
           <w:lang w:val="en-US"/>
         </w:rPr>
         <w:t>Xác có thể:</w:t>
@@ -466,34 +525,83 @@
           <w:numId w:val="9"/>
         </w:numPr>
         <w:rPr>
-          <w:lang w:val="en-US"/>
-        </w:rPr>
-      </w:pPr>
-      <w:r>
-        <w:rPr>
-          <w:lang w:val="en-US"/>
-        </w:rPr>
-        <w:t>Bị bỏ lại (không thể nhập lại), hoặc</w:t>
-      </w:r>
-    </w:p>
-    <w:p>
-      <w:pPr>
-        <w:rPr>
-          <w:lang w:val="en-US"/>
-        </w:rPr>
-      </w:pPr>
-      <w:r>
-        <w:rPr>
-          <w:lang w:val="en-US"/>
-        </w:rPr>
-        <w:pict w14:anchorId="61F1365E">
-          <v:rect id="_x0000_i1092" style="width:0;height:1.5pt" o:hralign="center" o:hrstd="t" o:hr="t" fillcolor="#a0a0a0" stroked="f"/>
-        </w:pict>
-      </w:r>
-    </w:p>
-    <w:p>
-      <w:pPr>
-        <w:rPr>
+          <w:rFonts w:cs="Times New Roman"/>
+          <w:lang w:val="en-US"/>
+        </w:rPr>
+      </w:pPr>
+      <w:r>
+        <w:rPr>
+          <w:rFonts w:cs="Times New Roman"/>
+          <w:lang w:val="en-US"/>
+        </w:rPr>
+        <w:t>Bị bỏ lại (không thể nhập lại)</w:t>
+      </w:r>
+    </w:p>
+    <w:p>
+      <w:pPr>
+        <w:rPr>
+          <w:rFonts w:cs="Times New Roman"/>
+          <w:lang w:val="en-US"/>
+        </w:rPr>
+      </w:pPr>
+      <w:r>
+        <w:rPr>
+          <w:rFonts w:cs="Times New Roman"/>
+          <w:lang w:val="en-US"/>
+        </w:rPr>
+        <w:t>Khi nhập xác, linh hồn sử dụng bộ di chuyển và kỹ năng của quái đó</w:t>
+      </w:r>
+    </w:p>
+    <w:p>
+      <w:pPr>
+        <w:rPr>
+          <w:rFonts w:cs="Times New Roman"/>
+          <w:lang w:val="en-US"/>
+        </w:rPr>
+      </w:pPr>
+      <w:r>
+        <w:rPr>
+          <w:rFonts w:cs="Times New Roman"/>
+          <w:lang w:val="en-US"/>
+        </w:rPr>
+        <w:t>Mỗi con quái có ngưỡng yếu riêng, để người chơi có cơ hội nhập xác</w:t>
+      </w:r>
+    </w:p>
+    <w:p>
+      <w:pPr>
+        <w:rPr>
+          <w:rFonts w:cs="Times New Roman"/>
+          <w:lang w:val="en-US"/>
+        </w:rPr>
+      </w:pPr>
+      <w:r>
+        <w:rPr>
+          <w:rFonts w:cs="Times New Roman"/>
+          <w:lang w:val="en-US"/>
+        </w:rPr>
+        <w:t>Có thể nhập xác quái hết máu</w:t>
+      </w:r>
+    </w:p>
+    <w:p>
+      <w:pPr>
+        <w:rPr>
+          <w:rFonts w:cs="Times New Roman"/>
+          <w:lang w:val="en-US"/>
+        </w:rPr>
+      </w:pPr>
+      <w:r>
+        <w:rPr>
+          <w:rFonts w:cs="Times New Roman"/>
+          <w:lang w:val="en-US"/>
+        </w:rPr>
+        <w:t>Có thể thu thập xác khác cho vào kho, rồi có thể gán vào GUI triệu hồi</w:t>
+      </w:r>
+    </w:p>
+    <w:p>
+      <w:pPr>
+        <w:ind w:left="360"/>
+        <w:rPr>
+          <w:rFonts w:cs="Times New Roman"/>
           <w:b/>
           <w:bCs/>
           <w:lang w:val="en-US"/>
@@ -501,115 +609,275 @@
       </w:pPr>
       <w:r>
         <w:rPr>
+          <w:rFonts w:cs="Times New Roman"/>
           <w:b/>
           <w:bCs/>
           <w:lang w:val="en-US"/>
         </w:rPr>
-        <w:t>5. Tóm gọn hành vi đặc biệt</w:t>
-      </w:r>
-    </w:p>
-    <w:p>
-      <w:pPr>
-        <w:numPr>
-          <w:ilvl w:val="0"/>
-          <w:numId w:val="10"/>
-        </w:numPr>
-        <w:rPr>
-          <w:lang w:val="en-US"/>
-        </w:rPr>
-      </w:pPr>
-      <w:r>
-        <w:rPr>
-          <w:b/>
-          <w:bCs/>
-          <w:lang w:val="en-US"/>
-        </w:rPr>
-        <w:t>Xác chết trước</w:t>
-      </w:r>
-      <w:r>
-        <w:rPr>
-          <w:lang w:val="en-US"/>
-        </w:rPr>
-        <w:t xml:space="preserve"> → Player thoát xác, giữ máu gốc còn lại.</w:t>
-      </w:r>
-    </w:p>
-    <w:p>
-      <w:pPr>
-        <w:numPr>
-          <w:ilvl w:val="0"/>
-          <w:numId w:val="10"/>
-        </w:numPr>
-        <w:rPr>
-          <w:lang w:val="en-US"/>
-        </w:rPr>
-      </w:pPr>
-      <w:r>
-        <w:rPr>
-          <w:b/>
-          <w:bCs/>
-          <w:lang w:val="en-US"/>
-        </w:rPr>
-        <w:t>Player nhận sát thương chí tử khi trong xác</w:t>
-      </w:r>
-      <w:r>
-        <w:rPr>
-          <w:lang w:val="en-US"/>
-        </w:rPr>
-        <w:t xml:space="preserve"> → Xác chết ngay, Player thoát ra với 1 HP.</w:t>
+        <w:t>Kỹ năng:</w:t>
       </w:r>
     </w:p>
     <w:p>
       <w:pPr>
         <w:ind w:left="360"/>
         <w:rPr>
-          <w:b/>
-          <w:bCs/>
-          <w:lang w:val="en-US"/>
-        </w:rPr>
-      </w:pPr>
+          <w:rFonts w:cs="Times New Roman"/>
+          <w:bCs/>
+          <w:lang w:val="en-US"/>
+        </w:rPr>
+      </w:pPr>
+      <w:r>
+        <w:rPr>
+          <w:rFonts w:cs="Times New Roman"/>
+          <w:bCs/>
+          <w:lang w:val="en-US"/>
+        </w:rPr>
+        <w:t>tàng hình</w:t>
+      </w:r>
+      <w:r>
+        <w:rPr>
+          <w:rFonts w:cs="Times New Roman"/>
+          <w:bCs/>
+          <w:lang w:val="en-US"/>
+        </w:rPr>
+        <w:t>:</w:t>
+      </w:r>
+      <w:r>
+        <w:rPr>
+          <w:rFonts w:cs="Times New Roman"/>
+          <w:bCs/>
+          <w:lang w:val="en-US"/>
+        </w:rPr>
+        <w:t xml:space="preserve"> </w:t>
+      </w:r>
+      <w:r>
+        <w:rPr>
+          <w:rFonts w:cs="Times New Roman"/>
+          <w:bCs/>
+          <w:lang w:val="en-US"/>
+        </w:rPr>
+        <w:t>làm mờ nhân vật</w:t>
+      </w:r>
     </w:p>
     <w:p>
       <w:pPr>
         <w:ind w:left="360"/>
         <w:rPr>
-          <w:lang w:val="en-US"/>
-        </w:rPr>
-      </w:pPr>
-      <w:r>
-        <w:rPr>
+          <w:rFonts w:cs="Times New Roman"/>
+          <w:bCs/>
+          <w:lang w:val="en-US"/>
+        </w:rPr>
+      </w:pPr>
+      <w:r>
+        <w:rPr>
+          <w:rFonts w:cs="Times New Roman"/>
+          <w:bCs/>
+          <w:lang w:val="en-US"/>
+        </w:rPr>
+        <w:t>đỡ đòn</w:t>
+      </w:r>
+      <w:r>
+        <w:rPr>
+          <w:rFonts w:cs="Times New Roman"/>
+          <w:bCs/>
+          <w:lang w:val="en-US"/>
+        </w:rPr>
+        <w:t>:</w:t>
+      </w:r>
+      <w:r>
+        <w:rPr>
+          <w:rFonts w:cs="Times New Roman"/>
+          <w:bCs/>
+          <w:lang w:val="en-US"/>
+        </w:rPr>
+        <w:t xml:space="preserve"> </w:t>
+      </w:r>
+    </w:p>
+    <w:p>
+      <w:pPr>
+        <w:ind w:left="360"/>
+        <w:rPr>
+          <w:rFonts w:cs="Times New Roman"/>
+          <w:lang w:val="en-US"/>
+        </w:rPr>
+      </w:pPr>
+      <w:r>
+        <w:rPr>
+          <w:rFonts w:cs="Times New Roman"/>
           <w:lang w:val="en-US"/>
         </w:rPr>
         <w:t>Nhảy:</w:t>
       </w:r>
       <w:r>
         <w:rPr>
+          <w:rFonts w:cs="Times New Roman"/>
           <w:lang w:val="en-US"/>
         </w:rPr>
         <w:t xml:space="preserve"> </w:t>
       </w:r>
       <w:r>
         <w:rPr>
+          <w:rFonts w:cs="Times New Roman"/>
           <w:lang w:val="en-US"/>
         </w:rPr>
         <w:t>nhảy chạm không delay</w:t>
       </w:r>
-    </w:p>
-    <w:p>
-      <w:pPr>
-        <w:rPr>
-          <w:lang w:val="en-US"/>
-        </w:rPr>
-      </w:pPr>
-      <w:r>
-        <w:rPr>
+      <w:r>
+        <w:rPr>
+          <w:rFonts w:cs="Times New Roman"/>
+          <w:lang w:val="en-US"/>
+        </w:rPr>
+        <w:t>, có thể nâng lên double jump</w:t>
+      </w:r>
+    </w:p>
+    <w:p>
+      <w:pPr>
+        <w:ind w:left="360"/>
+        <w:rPr>
+          <w:rFonts w:cs="Times New Roman"/>
+          <w:lang w:val="en-US"/>
+        </w:rPr>
+      </w:pPr>
+      <w:r>
+        <w:rPr>
+          <w:rFonts w:cs="Times New Roman"/>
+          <w:lang w:val="en-US"/>
+        </w:rPr>
+        <w:t xml:space="preserve">Dash: </w:t>
+      </w:r>
+      <w:r>
+        <w:rPr>
+          <w:rFonts w:cs="Times New Roman"/>
+          <w:lang w:val="en-US"/>
+        </w:rPr>
+        <w:t xml:space="preserve">có thể </w:t>
+      </w:r>
+      <w:r>
+        <w:rPr>
+          <w:rFonts w:cs="Times New Roman"/>
+          <w:lang w:val="en-US"/>
+        </w:rPr>
+        <w:t xml:space="preserve">nâng lên dash </w:t>
+      </w:r>
+      <w:r>
+        <w:rPr>
+          <w:rFonts w:cs="Times New Roman"/>
+          <w:lang w:val="en-US"/>
+        </w:rPr>
+        <w:t>trên không</w:t>
+      </w:r>
+    </w:p>
+    <w:p>
+      <w:pPr>
+        <w:ind w:left="360"/>
+        <w:rPr>
+          <w:rFonts w:cs="Times New Roman"/>
+          <w:lang w:val="en-US"/>
+        </w:rPr>
+      </w:pPr>
+    </w:p>
+    <w:p>
+      <w:pPr>
+        <w:rPr>
+          <w:rFonts w:cs="Times New Roman"/>
+          <w:lang w:val="en-US"/>
+        </w:rPr>
+      </w:pPr>
+      <w:r>
+        <w:rPr>
+          <w:rFonts w:cs="Times New Roman"/>
           <w:lang w:val="en-US"/>
         </w:rPr>
         <w:t xml:space="preserve"> Quái không có mana, người chơi nhập xác thì sử dụng mana của người chơi</w:t>
+      </w:r>
+    </w:p>
+    <w:p>
+      <w:pPr>
+        <w:rPr>
+          <w:rFonts w:cs="Times New Roman"/>
+          <w:lang w:val="en-US"/>
+        </w:rPr>
+      </w:pPr>
+      <w:r>
+        <w:rPr>
+          <w:rFonts w:cs="Times New Roman"/>
+          <w:lang w:val="en-US"/>
+        </w:rPr>
+        <w:t>Triệu hồi: 6 slot, 1 slot mặc định, 5 slot tùy chọn</w:t>
+      </w:r>
+      <w:r>
+        <w:rPr>
+          <w:rFonts w:cs="Times New Roman"/>
+          <w:lang w:val="en-US"/>
+        </w:rPr>
+        <w:t xml:space="preserve">, mới chơi </w:t>
+      </w:r>
+      <w:r>
+        <w:rPr>
+          <w:rFonts w:cs="Times New Roman"/>
+          <w:lang w:val="en-US"/>
+        </w:rPr>
+        <w:t>có 2 slot, 4 slot còn lại khóa (1 slot mở bằng bùa, còn lại từ nâng cấp)</w:t>
+      </w:r>
+      <w:r>
+        <w:rPr>
+          <w:rFonts w:cs="Times New Roman"/>
+          <w:lang w:val="en-US"/>
+        </w:rPr>
+        <w:t>. Cơ chế bấm 1 phím để mở GUI triệu hồi</w:t>
+      </w:r>
+      <w:r>
+        <w:rPr>
+          <w:rFonts w:cs="Times New Roman"/>
+          <w:lang w:val="en-US"/>
+        </w:rPr>
+        <w:t xml:space="preserve"> xếp các slot thành hình tròn</w:t>
+      </w:r>
+      <w:r>
+        <w:rPr>
+          <w:rFonts w:cs="Times New Roman"/>
+          <w:lang w:val="en-US"/>
+        </w:rPr>
+        <w:t>, game tạm dừng</w:t>
+      </w:r>
+      <w:r>
+        <w:rPr>
+          <w:rFonts w:cs="Times New Roman"/>
+          <w:lang w:val="en-US"/>
+        </w:rPr>
+        <w:t>, rồi chọn bằng chuột</w:t>
+      </w:r>
+      <w:r>
+        <w:rPr>
+          <w:rFonts w:cs="Times New Roman"/>
+          <w:lang w:val="en-US"/>
+        </w:rPr>
+        <w:t>, tiêu tốn</w:t>
+      </w:r>
+      <w:r>
+        <w:rPr>
+          <w:rFonts w:cs="Times New Roman"/>
+          <w:lang w:val="en-US"/>
+        </w:rPr>
+        <w:t xml:space="preserve"> SP</w:t>
+      </w:r>
+      <w:r>
+        <w:rPr>
+          <w:rFonts w:cs="Times New Roman"/>
+          <w:lang w:val="en-US"/>
+        </w:rPr>
+        <w:t xml:space="preserve"> tùy vào loại xác triệu hồi</w:t>
+      </w:r>
+      <w:r>
+        <w:rPr>
+          <w:rFonts w:cs="Times New Roman"/>
+          <w:lang w:val="en-US"/>
+        </w:rPr>
+        <w:t>, triệu hồi xong game tiếp tục</w:t>
       </w:r>
       <w:bookmarkStart w:id="0" w:name="_GoBack"/>
       <w:bookmarkEnd w:id="0"/>
     </w:p>
-    <w:p/>
     <w:sectPr>
       <w:pgSz w:w="12240" w:h="15840"/>
       <w:pgMar w:top="1440" w:right="1440" w:bottom="1440" w:left="1440" w:header="708" w:footer="708" w:gutter="0"/>
@@ -2294,6 +2562,7 @@
   <w:style w:type="character" w:default="1" w:styleId="DefaultParagraphFont">
     <w:name w:val="Default Paragraph Font"/>
     <w:uiPriority w:val="1"/>
+    <w:semiHidden/>
     <w:unhideWhenUsed/>
   </w:style>
   <w:style w:type="table" w:default="1" w:styleId="TableNormal">
